--- a/public/chat_files/johnson_b2b_site_and_deck_brief.docx
+++ b/public/chat_files/johnson_b2b_site_and_deck_brief.docx
@@ -8,7 +8,7 @@
           <w:b/>
           <w:sz w:val="28"/>
         </w:rPr>
-        <w:t>Q4 B2B Website Overhaul &amp; Outbound Sales Deck Brief</w:t>
+        <w:t>Q4 B2B Website &amp; 12-Slide Enterprise Deck Brief</w:t>
       </w:r>
     </w:p>
     <w:p>
@@ -16,7 +16,7 @@
         <w:rPr>
           <w:sz w:val="22"/>
         </w:rPr>
-        <w:t xml:space="preserve">Scope: 5 core website pages (Home, Platform, Integrations, Security, Pricing) + 12-slide outbound enterprise deck.</w:t>
+        <w:t xml:space="preserve">Target Audience: VP of Logistics and Operations Directors at mid-market 3PLs.</w:t>
       </w:r>
     </w:p>
     <w:p>
@@ -24,7 +24,7 @@
         <w:rPr>
           <w:sz w:val="22"/>
         </w:rPr>
-        <w:t xml:space="preserve">Need sharper positioning for mid-market distribution and 3PL buyers.</w:t>
+        <w:t xml:space="preserve">Core Goal: Communicate 38% dock turn time improvement and eliminate dispatch friction.</w:t>
       </w:r>
     </w:p>
   </w:body>

--- a/public/chat_files/johnson_b2b_site_and_deck_brief.docx
+++ b/public/chat_files/johnson_b2b_site_and_deck_brief.docx
@@ -3,26 +3,51 @@
 <w:document xmlns:w="http://schemas.openxmlformats.org/wordprocessingml/2006/main">
   <w:body>
     <w:p>
+      <w:pPr>
+        <w:spacing w:before="120" w:after="240"/>
+      </w:pPr>
       <w:r>
         <w:rPr>
           <w:b/>
-          <w:sz w:val="28"/>
+          <w:color w:val="0F172A"/>
+          <w:sz w:val="32"/>
         </w:rPr>
-        <w:t>Q4 B2B Website &amp; 12-Slide Enterprise Deck Brief</w:t>
+        <w:t xml:space="preserve">Q4 B2B Website &amp; 12-Slide Enterprise Deck Brief</w:t>
       </w:r>
     </w:p>
     <w:p>
+      <w:pPr>
+        <w:spacing w:before="240" w:after="80"/>
+      </w:pPr>
       <w:r>
         <w:rPr>
-          <w:sz w:val="22"/>
+          <w:b/>
+          <w:color w:val="0F172A"/>
+          <w:sz w:val="24"/>
+        </w:rPr>
+        <w:t xml:space="preserve">CREATIVE BRIEF</w:t>
+      </w:r>
+    </w:p>
+    <w:p>
+      <w:pPr>
+        <w:spacing w:after="140" w:line="276" w:lineRule="auto"/>
+      </w:pPr>
+      <w:r>
+        <w:rPr>
+          <w:color w:val="1E293B"/>
+          <w:sz w:val="21"/>
         </w:rPr>
         <w:t xml:space="preserve">Target Audience: VP of Logistics and Operations Directors at mid-market 3PLs.</w:t>
       </w:r>
     </w:p>
     <w:p>
+      <w:pPr>
+        <w:spacing w:after="140" w:line="276" w:lineRule="auto"/>
+      </w:pPr>
       <w:r>
         <w:rPr>
-          <w:sz w:val="22"/>
+          <w:color w:val="1E293B"/>
+          <w:sz w:val="21"/>
         </w:rPr>
         <w:t xml:space="preserve">Core Goal: Communicate 38% dock turn time improvement and eliminate dispatch friction.</w:t>
       </w:r>

--- a/public/chat_files/johnson_b2b_site_and_deck_brief.docx
+++ b/public/chat_files/johnson_b2b_site_and_deck_brief.docx
@@ -13,7 +13,64 @@
           <w:color w:val="0F172A"/>
           <w:sz w:val="44"/>
         </w:rPr>
-        <w:t>Q4 B2B Website &amp; 12-Slide Enterprise Deck Brief</w:t>
+        <w:t>DockStream Yard Management — B2B Enterprise Marketing Brief &amp; Positioning Strategy</w:t>
+      </w:r>
+    </w:p>
+    <w:p>
+      <w:pPr>
+        <w:spacing w:before="0" w:after="120" w:line="276" w:lineRule="auto"/>
+      </w:pPr>
+      <w:r>
+        <w:rPr>
+          <w:rFonts w:ascii="Calibri" w:hAnsi="Calibri"/>
+          <w:color w:val="1E293B"/>
+          <w:sz w:val="20"/>
+        </w:rPr>
+        <w:t>COMPANY: DockStream Software Technologies, Inc. · Austin &amp; Chicago</w:t>
+      </w:r>
+    </w:p>
+    <w:p>
+      <w:pPr>
+        <w:spacing w:before="0" w:after="120" w:line="276" w:lineRule="auto"/>
+      </w:pPr>
+      <w:r>
+        <w:rPr>
+          <w:rFonts w:ascii="Calibri" w:hAnsi="Calibri"/>
+          <w:color w:val="1E293B"/>
+          <w:sz w:val="20"/>
+        </w:rPr>
+        <w:t>CO-FOUNDER &amp; CEO: Jack Johnson</w:t>
+      </w:r>
+    </w:p>
+    <w:p>
+      <w:pPr>
+        <w:spacing w:before="0" w:after="120" w:line="276" w:lineRule="auto"/>
+      </w:pPr>
+      <w:r>
+        <w:rPr>
+          <w:rFonts w:ascii="Calibri" w:hAnsi="Calibri"/>
+          <w:color w:val="1E293B"/>
+          <w:sz w:val="20"/>
+        </w:rPr>
+        <w:t>TARGET VERTICAL: Tier-1 3PLs, Cold Storage Distribution Networks &amp; Retail Logistics</w:t>
+      </w:r>
+    </w:p>
+    <w:p>
+      <w:pPr>
+        <w:spacing w:before="0" w:after="120" w:line="276" w:lineRule="auto"/>
+      </w:pPr>
+      <w:r>
+        <w:rPr>
+          <w:rFonts w:ascii="Calibri" w:hAnsi="Calibri"/>
+          <w:color w:val="1E293B"/>
+          <w:sz w:val="20"/>
+        </w:rPr>
+        <w:t>DOCUMENT: B2B Enterprise Marketing Brief, ICP Definitions &amp; Sales Positioning Deck</w:t>
+      </w:r>
+    </w:p>
+    <w:p>
+      <w:r>
+        <w:br w:type="page"/>
       </w:r>
     </w:p>
     <w:p>
@@ -28,7 +85,7 @@
           <w:color w:val="0F172A"/>
           <w:sz w:val="26"/>
         </w:rPr>
-        <w:t>CREATIVE BRIEF</w:t>
+        <w:t>SECTION 1: THE ENTERPRISE TERMINAL CONGESTION CRISIS</w:t>
       </w:r>
     </w:p>
     <w:p>
@@ -41,7 +98,7 @@
           <w:color w:val="1E293B"/>
           <w:sz w:val="20"/>
         </w:rPr>
-        <w:t>Target Audience: VP of Logistics and Operations Directors at mid-market 3PLs.</w:t>
+        <w:t>Modern distribution centers spend millions of dollars optimizing automated warehouse racking, conveyor systems, and ERP inventory tracking. Yet the moment a commercial freight trailer crosses the perimeter security gate into the yard, operations devolve into clipboards, CB radio chatter, and blind manual searches.</w:t>
       </w:r>
     </w:p>
     <w:p>
@@ -54,7 +111,934 @@
           <w:color w:val="1E293B"/>
           <w:sz w:val="20"/>
         </w:rPr>
-        <w:t>Core Goal: Communicate 38% dock turn time improvement and eliminate dispatch friction.</w:t>
+        <w:t>Key Industry Pain Points:</w:t>
+      </w:r>
+    </w:p>
+    <w:p>
+      <w:pPr>
+        <w:pStyle w:val="ListBullet"/>
+        <w:spacing w:before="0" w:after="60" w:line="276" w:lineRule="auto"/>
+      </w:pPr>
+      <w:r>
+        <w:rPr>
+          <w:rFonts w:ascii="Calibri" w:hAnsi="Calibri"/>
+          <w:color w:val="1E293B"/>
+          <w:sz w:val="20"/>
+        </w:rPr>
+        <w:t>The Terminal Dwell Penalty: Nationally, commercial trucks experience an average dwell time of 168 minutes at enterprise loading facilities. Detention fees kick in after 120 minutes at an average rate of $75 to $95 per hour.</w:t>
+      </w:r>
+    </w:p>
+    <w:p>
+      <w:pPr>
+        <w:pStyle w:val="ListBullet"/>
+        <w:spacing w:before="0" w:after="60" w:line="276" w:lineRule="auto"/>
+      </w:pPr>
+      <w:r>
+        <w:rPr>
+          <w:rFonts w:ascii="Calibri" w:hAnsi="Calibri"/>
+          <w:color w:val="1E293B"/>
+          <w:sz w:val="20"/>
+        </w:rPr>
+        <w:t>Demurrage Hemorrhage: A typical 30-bay logistics facility processes 140 trucks per day. Uncoordinated dock staging costs the average enterprise terminal $420,000 to $850,000 annually in unrecoverable carrier detention penalties.</w:t>
+      </w:r>
+    </w:p>
+    <w:p>
+      <w:pPr>
+        <w:pStyle w:val="ListBullet"/>
+        <w:spacing w:before="0" w:after="60" w:line="276" w:lineRule="auto"/>
+      </w:pPr>
+      <w:r>
+        <w:rPr>
+          <w:rFonts w:ascii="Calibri" w:hAnsi="Calibri"/>
+          <w:color w:val="1E293B"/>
+          <w:sz w:val="20"/>
+        </w:rPr>
+        <w:t>Security &amp; Gate Gridlock: Paper bills of lading (BOL), manual driver badge checks, and physical clipboard sign-ins cause highway backup queues, idling emissions, and gate security compliance vulnerabilities.</w:t>
+      </w:r>
+    </w:p>
+    <w:p>
+      <w:r>
+        <w:br w:type="page"/>
+      </w:r>
+    </w:p>
+    <w:p>
+      <w:pPr>
+        <w:keepNext/>
+        <w:spacing w:before="280" w:after="80"/>
+      </w:pPr>
+      <w:r>
+        <w:rPr>
+          <w:rFonts w:ascii="Calibri" w:hAnsi="Calibri"/>
+          <w:b/>
+          <w:color w:val="0F172A"/>
+          <w:sz w:val="26"/>
+        </w:rPr>
+        <w:t>SECTION 2: DOCKSTREAM PLATFORM ARCHITECTURE &amp; WORKFLOW</w:t>
+      </w:r>
+    </w:p>
+    <w:p>
+      <w:pPr>
+        <w:spacing w:before="0" w:after="120" w:line="276" w:lineRule="auto"/>
+      </w:pPr>
+      <w:r>
+        <w:rPr>
+          <w:rFonts w:ascii="Calibri" w:hAnsi="Calibri"/>
+          <w:color w:val="1E293B"/>
+          <w:sz w:val="20"/>
+        </w:rPr>
+        <w:t>DockStream replaces manual gate logs with an autonomous, software-orchestrated terminal operating engine:</w:t>
+      </w:r>
+    </w:p>
+    <w:p>
+      <w:pPr>
+        <w:spacing w:before="0" w:after="120" w:line="276" w:lineRule="auto"/>
+      </w:pPr>
+      <w:r>
+        <w:rPr>
+          <w:rFonts w:ascii="Calibri" w:hAnsi="Calibri"/>
+          <w:color w:val="1E293B"/>
+          <w:sz w:val="20"/>
+        </w:rPr>
+        <w:t>1. Zero-App Driver Mobile Check-In: When a commercial driver approaches within 5 miles of the terminal geofence, they receive an automated SMS with a secure web link. The driver inputs tractor/trailer numbers, PO reference, and carrier name—in English or Spanish—without downloading any native app.</w:t>
+      </w:r>
+    </w:p>
+    <w:p>
+      <w:pPr>
+        <w:spacing w:before="0" w:after="120" w:line="276" w:lineRule="auto"/>
+      </w:pPr>
+      <w:r>
+        <w:rPr>
+          <w:rFonts w:ascii="Calibri" w:hAnsi="Calibri"/>
+          <w:color w:val="1E293B"/>
+          <w:sz w:val="20"/>
+        </w:rPr>
+        <w:t>2. Dynamic Loading Bay Allocation: DockStream's algorithmic dispatch engine inspects warehouse staging readiness, forklift crew availability, and cargo type (e.g. ambient vs frozen) to assign the optimal loading bay in real time.</w:t>
+      </w:r>
+    </w:p>
+    <w:p>
+      <w:pPr>
+        <w:spacing w:before="0" w:after="120" w:line="276" w:lineRule="auto"/>
+      </w:pPr>
+      <w:r>
+        <w:rPr>
+          <w:rFonts w:ascii="Calibri" w:hAnsi="Calibri"/>
+          <w:color w:val="1E293B"/>
+          <w:sz w:val="20"/>
+        </w:rPr>
+        <w:t>3. Digital BOL Capture &amp; e-Sign: Drivers upload receiver photos and capture digital signatures on their mobile screen, instantly generating PDF bills of lading synchronized with the enterprise TMS.</w:t>
+      </w:r>
+    </w:p>
+    <w:p>
+      <w:pPr>
+        <w:spacing w:before="0" w:after="120" w:line="276" w:lineRule="auto"/>
+      </w:pPr>
+      <w:r>
+        <w:rPr>
+          <w:rFonts w:ascii="Calibri" w:hAnsi="Calibri"/>
+          <w:color w:val="1E293B"/>
+          <w:sz w:val="20"/>
+        </w:rPr>
+        <w:t>4. Yard Mule Telematics Integration: Yard spotter drivers receive real-time trailer move instructions directly on ruggedized cab tablets, eliminating deadhead moves and radio interference.</w:t>
+      </w:r>
+    </w:p>
+    <w:p>
+      <w:r>
+        <w:br w:type="page"/>
+      </w:r>
+    </w:p>
+    <w:p>
+      <w:pPr>
+        <w:keepNext/>
+        <w:spacing w:before="280" w:after="80"/>
+      </w:pPr>
+      <w:r>
+        <w:rPr>
+          <w:rFonts w:ascii="Calibri" w:hAnsi="Calibri"/>
+          <w:b/>
+          <w:color w:val="0F172A"/>
+          <w:sz w:val="26"/>
+        </w:rPr>
+        <w:t>SECTION 3: IDEAL CUSTOMER PROFILE (ICP) &amp; BUYER PERSONAS</w:t>
+      </w:r>
+    </w:p>
+    <w:p>
+      <w:pPr>
+        <w:spacing w:before="0" w:after="120" w:line="276" w:lineRule="auto"/>
+      </w:pPr>
+      <w:r>
+        <w:rPr>
+          <w:rFonts w:ascii="Calibri" w:hAnsi="Calibri"/>
+          <w:color w:val="1E293B"/>
+          <w:sz w:val="20"/>
+        </w:rPr>
+        <w:t>Primary Enterprise Personas:</w:t>
+      </w:r>
+    </w:p>
+    <w:p>
+      <w:pPr>
+        <w:pStyle w:val="ListBullet"/>
+        <w:spacing w:before="0" w:after="60" w:line="276" w:lineRule="auto"/>
+      </w:pPr>
+      <w:r>
+        <w:rPr>
+          <w:rFonts w:ascii="Calibri" w:hAnsi="Calibri"/>
+          <w:color w:val="1E293B"/>
+          <w:sz w:val="20"/>
+        </w:rPr>
+        <w:t>Persona 1: Vice President of Supply Chain / Logistics. Focus: Corporate EBITDA, freight detention reduction, Carrier Net Promoter Score, ESG idle emissions. Pitch: 'DockStream generates $38,000 in hard detention savings per bay annually with a guaranteed 14-day zero-downtime pilot.'</w:t>
+      </w:r>
+    </w:p>
+    <w:p>
+      <w:pPr>
+        <w:pStyle w:val="ListBullet"/>
+        <w:spacing w:before="0" w:after="60" w:line="276" w:lineRule="auto"/>
+      </w:pPr>
+      <w:r>
+        <w:rPr>
+          <w:rFonts w:ascii="Calibri" w:hAnsi="Calibri"/>
+          <w:color w:val="1E293B"/>
+          <w:sz w:val="20"/>
+        </w:rPr>
+        <w:t>Persona 2: Terminal General Manager / Director of Facility Operations. Focus: Yard safety, labor productivity, dock crew utilization, gate queue elimination. Pitch: 'Eliminate guardhouse radio shouting and reduce driver gate check-in time from 14 minutes to 90 seconds.'</w:t>
+      </w:r>
+    </w:p>
+    <w:p>
+      <w:pPr>
+        <w:pStyle w:val="ListBullet"/>
+        <w:spacing w:before="0" w:after="60" w:line="276" w:lineRule="auto"/>
+      </w:pPr>
+      <w:r>
+        <w:rPr>
+          <w:rFonts w:ascii="Calibri" w:hAnsi="Calibri"/>
+          <w:color w:val="1E293B"/>
+          <w:sz w:val="20"/>
+        </w:rPr>
+        <w:t>Persona 3: Chief Information Officer / Head of Enterprise Systems. Focus: SOC 2 compliance, REST API endpoints, bi-directional sync with SAP S/4HANA, Manhattan WMS, and Blue Yonder. Pitch: 'Pre-built enterprise connectors with turnkey webhook ingestion and 99.99% cloud uptime.'</w:t>
+      </w:r>
+    </w:p>
+    <w:p>
+      <w:r>
+        <w:br w:type="page"/>
+      </w:r>
+    </w:p>
+    <w:p>
+      <w:pPr>
+        <w:keepNext/>
+        <w:spacing w:before="280" w:after="80"/>
+      </w:pPr>
+      <w:r>
+        <w:rPr>
+          <w:rFonts w:ascii="Calibri" w:hAnsi="Calibri"/>
+          <w:b/>
+          <w:color w:val="0F172A"/>
+          <w:sz w:val="26"/>
+        </w:rPr>
+        <w:t>SECTION 4: COMPETITIVE TEARDOWN &amp; DIFFERENTIATION MATRIX</w:t>
+      </w:r>
+    </w:p>
+    <w:tbl>
+      <w:tblPr>
+        <w:tblW w:type="auto" w:w="0"/>
+        <w:jc w:val="center"/>
+        <w:tblLayout w:type="autofit"/>
+        <w:tblLook w:firstColumn="1" w:firstRow="1" w:lastColumn="0" w:lastRow="0" w:noHBand="0" w:noVBand="1" w:val="04A0"/>
+      </w:tblPr>
+      <w:tblGrid>
+        <w:gridCol w:w="2340"/>
+        <w:gridCol w:w="2340"/>
+        <w:gridCol w:w="2340"/>
+        <w:gridCol w:w="2340"/>
+      </w:tblGrid>
+      <w:tr>
+        <w:tc>
+          <w:tcPr>
+            <w:tcW w:type="dxa" w:w="2340"/>
+            <w:shd w:fill="0F172A"/>
+            <w:tcBorders>
+              <w:top w:val="single" w:sz="4" w:space="0" w:color="CBD5E1"/>
+              <w:left w:val="none"/>
+              <w:bottom w:val="single" w:sz="4" w:space="0" w:color="CBD5E1"/>
+              <w:right w:val="none"/>
+            </w:tcBorders>
+          </w:tcPr>
+          <w:p>
+            <w:pPr>
+              <w:spacing w:before="80" w:after="80"/>
+              <w:jc w:val="center"/>
+            </w:pPr>
+            <w:r>
+              <w:rPr>
+                <w:rFonts w:ascii="Calibri" w:hAnsi="Calibri"/>
+                <w:b/>
+                <w:color w:val="FFFFFF"/>
+                <w:sz w:val="19"/>
+              </w:rPr>
+              <w:t>Capability / Feature</w:t>
+            </w:r>
+          </w:p>
+        </w:tc>
+        <w:tc>
+          <w:tcPr>
+            <w:tcW w:type="dxa" w:w="2340"/>
+            <w:shd w:fill="0F172A"/>
+            <w:tcBorders>
+              <w:top w:val="single" w:sz="4" w:space="0" w:color="CBD5E1"/>
+              <w:left w:val="none"/>
+              <w:bottom w:val="single" w:sz="4" w:space="0" w:color="CBD5E1"/>
+              <w:right w:val="none"/>
+            </w:tcBorders>
+          </w:tcPr>
+          <w:p>
+            <w:pPr>
+              <w:spacing w:before="80" w:after="80"/>
+              <w:jc w:val="center"/>
+            </w:pPr>
+            <w:r>
+              <w:rPr>
+                <w:rFonts w:ascii="Calibri" w:hAnsi="Calibri"/>
+                <w:b/>
+                <w:color w:val="FFFFFF"/>
+                <w:sz w:val="19"/>
+              </w:rPr>
+              <w:t>DockStream Platform</w:t>
+            </w:r>
+          </w:p>
+        </w:tc>
+        <w:tc>
+          <w:tcPr>
+            <w:tcW w:type="dxa" w:w="2340"/>
+            <w:shd w:fill="0F172A"/>
+            <w:tcBorders>
+              <w:top w:val="single" w:sz="4" w:space="0" w:color="CBD5E1"/>
+              <w:left w:val="none"/>
+              <w:bottom w:val="single" w:sz="4" w:space="0" w:color="CBD5E1"/>
+              <w:right w:val="none"/>
+            </w:tcBorders>
+          </w:tcPr>
+          <w:p>
+            <w:pPr>
+              <w:spacing w:before="80" w:after="80"/>
+              <w:jc w:val="center"/>
+            </w:pPr>
+            <w:r>
+              <w:rPr>
+                <w:rFonts w:ascii="Calibri" w:hAnsi="Calibri"/>
+                <w:b/>
+                <w:color w:val="FFFFFF"/>
+                <w:sz w:val="19"/>
+              </w:rPr>
+              <w:t>Legacy Yard Software (YardView/C3)</w:t>
+            </w:r>
+          </w:p>
+        </w:tc>
+        <w:tc>
+          <w:tcPr>
+            <w:tcW w:type="dxa" w:w="2340"/>
+            <w:shd w:fill="0F172A"/>
+            <w:tcBorders>
+              <w:top w:val="single" w:sz="4" w:space="0" w:color="CBD5E1"/>
+              <w:left w:val="none"/>
+              <w:bottom w:val="single" w:sz="4" w:space="0" w:color="CBD5E1"/>
+              <w:right w:val="none"/>
+            </w:tcBorders>
+          </w:tcPr>
+          <w:p>
+            <w:pPr>
+              <w:spacing w:before="80" w:after="80"/>
+              <w:jc w:val="center"/>
+            </w:pPr>
+            <w:r>
+              <w:rPr>
+                <w:rFonts w:ascii="Calibri" w:hAnsi="Calibri"/>
+                <w:b/>
+                <w:color w:val="FFFFFF"/>
+                <w:sz w:val="19"/>
+              </w:rPr>
+              <w:t>Visibility Portals (FourKites/Project44)</w:t>
+            </w:r>
+          </w:p>
+        </w:tc>
+      </w:tr>
+      <w:tr>
+        <w:tc>
+          <w:tcPr>
+            <w:tcW w:type="dxa" w:w="2340"/>
+            <w:shd w:fill="F8FAFC"/>
+            <w:tcBorders>
+              <w:top w:val="single" w:sz="4" w:space="0" w:color="CBD5E1"/>
+              <w:left w:val="none"/>
+              <w:bottom w:val="single" w:sz="4" w:space="0" w:color="CBD5E1"/>
+              <w:right w:val="none"/>
+            </w:tcBorders>
+          </w:tcPr>
+          <w:p>
+            <w:pPr>
+              <w:spacing w:before="80" w:after="80"/>
+              <w:jc w:val="left"/>
+            </w:pPr>
+            <w:r>
+              <w:rPr>
+                <w:rFonts w:ascii="Calibri" w:hAnsi="Calibri"/>
+                <w:color w:val="1E293B"/>
+                <w:sz w:val="18"/>
+              </w:rPr>
+              <w:t>Driver Onboarding UX</w:t>
+            </w:r>
+          </w:p>
+        </w:tc>
+        <w:tc>
+          <w:tcPr>
+            <w:tcW w:type="dxa" w:w="2340"/>
+            <w:shd w:fill="F8FAFC"/>
+            <w:tcBorders>
+              <w:top w:val="single" w:sz="4" w:space="0" w:color="CBD5E1"/>
+              <w:left w:val="none"/>
+              <w:bottom w:val="single" w:sz="4" w:space="0" w:color="CBD5E1"/>
+              <w:right w:val="none"/>
+            </w:tcBorders>
+          </w:tcPr>
+          <w:p>
+            <w:pPr>
+              <w:spacing w:before="80" w:after="80"/>
+              <w:jc w:val="left"/>
+            </w:pPr>
+            <w:r>
+              <w:rPr>
+                <w:rFonts w:ascii="Calibri" w:hAnsi="Calibri"/>
+                <w:color w:val="1E293B"/>
+                <w:sz w:val="18"/>
+              </w:rPr>
+              <w:t>Zero-app SMS mobile web link (90 sec)</w:t>
+            </w:r>
+          </w:p>
+        </w:tc>
+        <w:tc>
+          <w:tcPr>
+            <w:tcW w:type="dxa" w:w="2340"/>
+            <w:shd w:fill="F8FAFC"/>
+            <w:tcBorders>
+              <w:top w:val="single" w:sz="4" w:space="0" w:color="CBD5E1"/>
+              <w:left w:val="none"/>
+              <w:bottom w:val="single" w:sz="4" w:space="0" w:color="CBD5E1"/>
+              <w:right w:val="none"/>
+            </w:tcBorders>
+          </w:tcPr>
+          <w:p>
+            <w:pPr>
+              <w:spacing w:before="80" w:after="80"/>
+              <w:jc w:val="left"/>
+            </w:pPr>
+            <w:r>
+              <w:rPr>
+                <w:rFonts w:ascii="Calibri" w:hAnsi="Calibri"/>
+                <w:color w:val="1E293B"/>
+                <w:sz w:val="18"/>
+              </w:rPr>
+              <w:t>Kiosk hardware or manual clipboard</w:t>
+            </w:r>
+          </w:p>
+        </w:tc>
+        <w:tc>
+          <w:tcPr>
+            <w:tcW w:type="dxa" w:w="2340"/>
+            <w:shd w:fill="F8FAFC"/>
+            <w:tcBorders>
+              <w:top w:val="single" w:sz="4" w:space="0" w:color="CBD5E1"/>
+              <w:left w:val="none"/>
+              <w:bottom w:val="single" w:sz="4" w:space="0" w:color="CBD5E1"/>
+              <w:right w:val="none"/>
+            </w:tcBorders>
+          </w:tcPr>
+          <w:p>
+            <w:pPr>
+              <w:spacing w:before="80" w:after="80"/>
+              <w:jc w:val="left"/>
+            </w:pPr>
+            <w:r>
+              <w:rPr>
+                <w:rFonts w:ascii="Calibri" w:hAnsi="Calibri"/>
+                <w:color w:val="1E293B"/>
+                <w:sz w:val="18"/>
+              </w:rPr>
+              <w:t>GPS smartphone app required</w:t>
+            </w:r>
+          </w:p>
+        </w:tc>
+      </w:tr>
+      <w:tr>
+        <w:tc>
+          <w:tcPr>
+            <w:tcW w:type="dxa" w:w="2340"/>
+            <w:shd w:fill="FFFFFF"/>
+            <w:tcBorders>
+              <w:top w:val="single" w:sz="4" w:space="0" w:color="CBD5E1"/>
+              <w:left w:val="none"/>
+              <w:bottom w:val="single" w:sz="4" w:space="0" w:color="CBD5E1"/>
+              <w:right w:val="none"/>
+            </w:tcBorders>
+          </w:tcPr>
+          <w:p>
+            <w:pPr>
+              <w:spacing w:before="80" w:after="80"/>
+              <w:jc w:val="left"/>
+            </w:pPr>
+            <w:r>
+              <w:rPr>
+                <w:rFonts w:ascii="Calibri" w:hAnsi="Calibri"/>
+                <w:color w:val="1E293B"/>
+                <w:sz w:val="18"/>
+              </w:rPr>
+              <w:t>Implementation Timeline</w:t>
+            </w:r>
+          </w:p>
+        </w:tc>
+        <w:tc>
+          <w:tcPr>
+            <w:tcW w:type="dxa" w:w="2340"/>
+            <w:shd w:fill="FFFFFF"/>
+            <w:tcBorders>
+              <w:top w:val="single" w:sz="4" w:space="0" w:color="CBD5E1"/>
+              <w:left w:val="none"/>
+              <w:bottom w:val="single" w:sz="4" w:space="0" w:color="CBD5E1"/>
+              <w:right w:val="none"/>
+            </w:tcBorders>
+          </w:tcPr>
+          <w:p>
+            <w:pPr>
+              <w:spacing w:before="80" w:after="80"/>
+              <w:jc w:val="left"/>
+            </w:pPr>
+            <w:r>
+              <w:rPr>
+                <w:rFonts w:ascii="Calibri" w:hAnsi="Calibri"/>
+                <w:color w:val="1E293B"/>
+                <w:sz w:val="18"/>
+              </w:rPr>
+              <w:t>Turnkey cloud deployment in 14 days</w:t>
+            </w:r>
+          </w:p>
+        </w:tc>
+        <w:tc>
+          <w:tcPr>
+            <w:tcW w:type="dxa" w:w="2340"/>
+            <w:shd w:fill="FFFFFF"/>
+            <w:tcBorders>
+              <w:top w:val="single" w:sz="4" w:space="0" w:color="CBD5E1"/>
+              <w:left w:val="none"/>
+              <w:bottom w:val="single" w:sz="4" w:space="0" w:color="CBD5E1"/>
+              <w:right w:val="none"/>
+            </w:tcBorders>
+          </w:tcPr>
+          <w:p>
+            <w:pPr>
+              <w:spacing w:before="80" w:after="80"/>
+              <w:jc w:val="left"/>
+            </w:pPr>
+            <w:r>
+              <w:rPr>
+                <w:rFonts w:ascii="Calibri" w:hAnsi="Calibri"/>
+                <w:color w:val="1E293B"/>
+                <w:sz w:val="18"/>
+              </w:rPr>
+              <w:t>6 to 9 months custom on-premise</w:t>
+            </w:r>
+          </w:p>
+        </w:tc>
+        <w:tc>
+          <w:tcPr>
+            <w:tcW w:type="dxa" w:w="2340"/>
+            <w:shd w:fill="FFFFFF"/>
+            <w:tcBorders>
+              <w:top w:val="single" w:sz="4" w:space="0" w:color="CBD5E1"/>
+              <w:left w:val="none"/>
+              <w:bottom w:val="single" w:sz="4" w:space="0" w:color="CBD5E1"/>
+              <w:right w:val="none"/>
+            </w:tcBorders>
+          </w:tcPr>
+          <w:p>
+            <w:pPr>
+              <w:spacing w:before="80" w:after="80"/>
+              <w:jc w:val="left"/>
+            </w:pPr>
+            <w:r>
+              <w:rPr>
+                <w:rFonts w:ascii="Calibri" w:hAnsi="Calibri"/>
+                <w:color w:val="1E293B"/>
+                <w:sz w:val="18"/>
+              </w:rPr>
+              <w:t>3 to 6 months integration</w:t>
+            </w:r>
+          </w:p>
+        </w:tc>
+      </w:tr>
+      <w:tr>
+        <w:tc>
+          <w:tcPr>
+            <w:tcW w:type="dxa" w:w="2340"/>
+            <w:shd w:fill="F8FAFC"/>
+            <w:tcBorders>
+              <w:top w:val="single" w:sz="4" w:space="0" w:color="CBD5E1"/>
+              <w:left w:val="none"/>
+              <w:bottom w:val="single" w:sz="4" w:space="0" w:color="CBD5E1"/>
+              <w:right w:val="none"/>
+            </w:tcBorders>
+          </w:tcPr>
+          <w:p>
+            <w:pPr>
+              <w:spacing w:before="80" w:after="80"/>
+              <w:jc w:val="left"/>
+            </w:pPr>
+            <w:r>
+              <w:rPr>
+                <w:rFonts w:ascii="Calibri" w:hAnsi="Calibri"/>
+                <w:color w:val="1E293B"/>
+                <w:sz w:val="18"/>
+              </w:rPr>
+              <w:t>Hardware Investment</w:t>
+            </w:r>
+          </w:p>
+        </w:tc>
+        <w:tc>
+          <w:tcPr>
+            <w:tcW w:type="dxa" w:w="2340"/>
+            <w:shd w:fill="F8FAFC"/>
+            <w:tcBorders>
+              <w:top w:val="single" w:sz="4" w:space="0" w:color="CBD5E1"/>
+              <w:left w:val="none"/>
+              <w:bottom w:val="single" w:sz="4" w:space="0" w:color="CBD5E1"/>
+              <w:right w:val="none"/>
+            </w:tcBorders>
+          </w:tcPr>
+          <w:p>
+            <w:pPr>
+              <w:spacing w:before="80" w:after="80"/>
+              <w:jc w:val="left"/>
+            </w:pPr>
+            <w:r>
+              <w:rPr>
+                <w:rFonts w:ascii="Calibri" w:hAnsi="Calibri"/>
+                <w:color w:val="1E293B"/>
+                <w:sz w:val="18"/>
+              </w:rPr>
+              <w:t>$0 (BYOD smartphones &amp; web browsers)</w:t>
+            </w:r>
+          </w:p>
+        </w:tc>
+        <w:tc>
+          <w:tcPr>
+            <w:tcW w:type="dxa" w:w="2340"/>
+            <w:shd w:fill="F8FAFC"/>
+            <w:tcBorders>
+              <w:top w:val="single" w:sz="4" w:space="0" w:color="CBD5E1"/>
+              <w:left w:val="none"/>
+              <w:bottom w:val="single" w:sz="4" w:space="0" w:color="CBD5E1"/>
+              <w:right w:val="none"/>
+            </w:tcBorders>
+          </w:tcPr>
+          <w:p>
+            <w:pPr>
+              <w:spacing w:before="80" w:after="80"/>
+              <w:jc w:val="left"/>
+            </w:pPr>
+            <w:r>
+              <w:rPr>
+                <w:rFonts w:ascii="Calibri" w:hAnsi="Calibri"/>
+                <w:color w:val="1E293B"/>
+                <w:sz w:val="18"/>
+              </w:rPr>
+              <w:t>$45k+ touch kiosks &amp; gate RFID readers</w:t>
+            </w:r>
+          </w:p>
+        </w:tc>
+        <w:tc>
+          <w:tcPr>
+            <w:tcW w:type="dxa" w:w="2340"/>
+            <w:shd w:fill="F8FAFC"/>
+            <w:tcBorders>
+              <w:top w:val="single" w:sz="4" w:space="0" w:color="CBD5E1"/>
+              <w:left w:val="none"/>
+              <w:bottom w:val="single" w:sz="4" w:space="0" w:color="CBD5E1"/>
+              <w:right w:val="none"/>
+            </w:tcBorders>
+          </w:tcPr>
+          <w:p>
+            <w:pPr>
+              <w:spacing w:before="80" w:after="80"/>
+              <w:jc w:val="left"/>
+            </w:pPr>
+            <w:r>
+              <w:rPr>
+                <w:rFonts w:ascii="Calibri" w:hAnsi="Calibri"/>
+                <w:color w:val="1E293B"/>
+                <w:sz w:val="18"/>
+              </w:rPr>
+              <w:t>Carrier electronic logging hardware</w:t>
+            </w:r>
+          </w:p>
+        </w:tc>
+      </w:tr>
+      <w:tr>
+        <w:tc>
+          <w:tcPr>
+            <w:tcW w:type="dxa" w:w="2340"/>
+            <w:shd w:fill="FFFFFF"/>
+            <w:tcBorders>
+              <w:top w:val="single" w:sz="4" w:space="0" w:color="CBD5E1"/>
+              <w:left w:val="none"/>
+              <w:bottom w:val="single" w:sz="4" w:space="0" w:color="CBD5E1"/>
+              <w:right w:val="none"/>
+            </w:tcBorders>
+          </w:tcPr>
+          <w:p>
+            <w:pPr>
+              <w:spacing w:before="80" w:after="80"/>
+              <w:jc w:val="left"/>
+            </w:pPr>
+            <w:r>
+              <w:rPr>
+                <w:rFonts w:ascii="Calibri" w:hAnsi="Calibri"/>
+                <w:color w:val="1E293B"/>
+                <w:sz w:val="18"/>
+              </w:rPr>
+              <w:t>Predictive Bay Optimization</w:t>
+            </w:r>
+          </w:p>
+        </w:tc>
+        <w:tc>
+          <w:tcPr>
+            <w:tcW w:type="dxa" w:w="2340"/>
+            <w:shd w:fill="FFFFFF"/>
+            <w:tcBorders>
+              <w:top w:val="single" w:sz="4" w:space="0" w:color="CBD5E1"/>
+              <w:left w:val="none"/>
+              <w:bottom w:val="single" w:sz="4" w:space="0" w:color="CBD5E1"/>
+              <w:right w:val="none"/>
+            </w:tcBorders>
+          </w:tcPr>
+          <w:p>
+            <w:pPr>
+              <w:spacing w:before="80" w:after="80"/>
+              <w:jc w:val="left"/>
+            </w:pPr>
+            <w:r>
+              <w:rPr>
+                <w:rFonts w:ascii="Calibri" w:hAnsi="Calibri"/>
+                <w:color w:val="1E293B"/>
+                <w:sz w:val="18"/>
+              </w:rPr>
+              <w:t>Automated WMS labor-aware staging</w:t>
+            </w:r>
+          </w:p>
+        </w:tc>
+        <w:tc>
+          <w:tcPr>
+            <w:tcW w:type="dxa" w:w="2340"/>
+            <w:shd w:fill="FFFFFF"/>
+            <w:tcBorders>
+              <w:top w:val="single" w:sz="4" w:space="0" w:color="CBD5E1"/>
+              <w:left w:val="none"/>
+              <w:bottom w:val="single" w:sz="4" w:space="0" w:color="CBD5E1"/>
+              <w:right w:val="none"/>
+            </w:tcBorders>
+          </w:tcPr>
+          <w:p>
+            <w:pPr>
+              <w:spacing w:before="80" w:after="80"/>
+              <w:jc w:val="left"/>
+            </w:pPr>
+            <w:r>
+              <w:rPr>
+                <w:rFonts w:ascii="Calibri" w:hAnsi="Calibri"/>
+                <w:color w:val="1E293B"/>
+                <w:sz w:val="18"/>
+              </w:rPr>
+              <w:t>Manual drag-and-drop dispatch board</w:t>
+            </w:r>
+          </w:p>
+        </w:tc>
+        <w:tc>
+          <w:tcPr>
+            <w:tcW w:type="dxa" w:w="2340"/>
+            <w:shd w:fill="FFFFFF"/>
+            <w:tcBorders>
+              <w:top w:val="single" w:sz="4" w:space="0" w:color="CBD5E1"/>
+              <w:left w:val="none"/>
+              <w:bottom w:val="single" w:sz="4" w:space="0" w:color="CBD5E1"/>
+              <w:right w:val="none"/>
+            </w:tcBorders>
+          </w:tcPr>
+          <w:p>
+            <w:pPr>
+              <w:spacing w:before="80" w:after="80"/>
+              <w:jc w:val="left"/>
+            </w:pPr>
+            <w:r>
+              <w:rPr>
+                <w:rFonts w:ascii="Calibri" w:hAnsi="Calibri"/>
+                <w:color w:val="1E293B"/>
+                <w:sz w:val="18"/>
+              </w:rPr>
+              <w:t>In-transit tracking only (No yard logic)</w:t>
+            </w:r>
+          </w:p>
+        </w:tc>
+      </w:tr>
+      <w:tr>
+        <w:tc>
+          <w:tcPr>
+            <w:tcW w:type="dxa" w:w="2340"/>
+            <w:shd w:fill="F8FAFC"/>
+            <w:tcBorders>
+              <w:top w:val="single" w:sz="4" w:space="0" w:color="CBD5E1"/>
+              <w:left w:val="none"/>
+              <w:bottom w:val="single" w:sz="4" w:space="0" w:color="CBD5E1"/>
+              <w:right w:val="none"/>
+            </w:tcBorders>
+          </w:tcPr>
+          <w:p>
+            <w:pPr>
+              <w:spacing w:before="80" w:after="80"/>
+              <w:jc w:val="left"/>
+            </w:pPr>
+            <w:r>
+              <w:rPr>
+                <w:rFonts w:ascii="Calibri" w:hAnsi="Calibri"/>
+                <w:color w:val="1E293B"/>
+                <w:sz w:val="18"/>
+              </w:rPr>
+              <w:t>Pricing Architecture</w:t>
+            </w:r>
+          </w:p>
+        </w:tc>
+        <w:tc>
+          <w:tcPr>
+            <w:tcW w:type="dxa" w:w="2340"/>
+            <w:shd w:fill="F8FAFC"/>
+            <w:tcBorders>
+              <w:top w:val="single" w:sz="4" w:space="0" w:color="CBD5E1"/>
+              <w:left w:val="none"/>
+              <w:bottom w:val="single" w:sz="4" w:space="0" w:color="CBD5E1"/>
+              <w:right w:val="none"/>
+            </w:tcBorders>
+          </w:tcPr>
+          <w:p>
+            <w:pPr>
+              <w:spacing w:before="80" w:after="80"/>
+              <w:jc w:val="left"/>
+            </w:pPr>
+            <w:r>
+              <w:rPr>
+                <w:rFonts w:ascii="Calibri" w:hAnsi="Calibri"/>
+                <w:color w:val="1E293B"/>
+                <w:sz w:val="18"/>
+              </w:rPr>
+              <w:t>Transparent monthly subscription</w:t>
+            </w:r>
+          </w:p>
+        </w:tc>
+        <w:tc>
+          <w:tcPr>
+            <w:tcW w:type="dxa" w:w="2340"/>
+            <w:shd w:fill="F8FAFC"/>
+            <w:tcBorders>
+              <w:top w:val="single" w:sz="4" w:space="0" w:color="CBD5E1"/>
+              <w:left w:val="none"/>
+              <w:bottom w:val="single" w:sz="4" w:space="0" w:color="CBD5E1"/>
+              <w:right w:val="none"/>
+            </w:tcBorders>
+          </w:tcPr>
+          <w:p>
+            <w:pPr>
+              <w:spacing w:before="80" w:after="80"/>
+              <w:jc w:val="left"/>
+            </w:pPr>
+            <w:r>
+              <w:rPr>
+                <w:rFonts w:ascii="Calibri" w:hAnsi="Calibri"/>
+                <w:color w:val="1E293B"/>
+                <w:sz w:val="18"/>
+              </w:rPr>
+              <w:t>$50k upfront license + maintenance fees</w:t>
+            </w:r>
+          </w:p>
+        </w:tc>
+        <w:tc>
+          <w:tcPr>
+            <w:tcW w:type="dxa" w:w="2340"/>
+            <w:shd w:fill="F8FAFC"/>
+            <w:tcBorders>
+              <w:top w:val="single" w:sz="4" w:space="0" w:color="CBD5E1"/>
+              <w:left w:val="none"/>
+              <w:bottom w:val="single" w:sz="4" w:space="0" w:color="CBD5E1"/>
+              <w:right w:val="none"/>
+            </w:tcBorders>
+          </w:tcPr>
+          <w:p>
+            <w:pPr>
+              <w:spacing w:before="80" w:after="80"/>
+              <w:jc w:val="left"/>
+            </w:pPr>
+            <w:r>
+              <w:rPr>
+                <w:rFonts w:ascii="Calibri" w:hAnsi="Calibri"/>
+                <w:color w:val="1E293B"/>
+                <w:sz w:val="18"/>
+              </w:rPr>
+              <w:t>Usage-based per-tracking-ping pricing</w:t>
+            </w:r>
+          </w:p>
+        </w:tc>
+      </w:tr>
+    </w:tbl>
+    <w:p>
+      <w:pPr>
+        <w:spacing w:before="0" w:after="160"/>
+      </w:pPr>
+    </w:p>
+    <w:p>
+      <w:r>
+        <w:br w:type="page"/>
+      </w:r>
+    </w:p>
+    <w:p>
+      <w:pPr>
+        <w:keepNext/>
+        <w:spacing w:before="280" w:after="80"/>
+      </w:pPr>
+      <w:r>
+        <w:rPr>
+          <w:rFonts w:ascii="Calibri" w:hAnsi="Calibri"/>
+          <w:b/>
+          <w:color w:val="0F172A"/>
+          <w:sz w:val="26"/>
+        </w:rPr>
+        <w:t>SECTION 5: SALES OBJECTION HANDLING GUIDE</w:t>
+      </w:r>
+    </w:p>
+    <w:p>
+      <w:pPr>
+        <w:spacing w:before="0" w:after="120" w:line="276" w:lineRule="auto"/>
+      </w:pPr>
+      <w:r>
+        <w:rPr>
+          <w:rFonts w:ascii="Calibri" w:hAnsi="Calibri"/>
+          <w:color w:val="1E293B"/>
+          <w:sz w:val="20"/>
+        </w:rPr>
+        <w:t>Objection 1: 'Our drivers won't want to use their personal phones.' Rebuttal: 'DockStream requires zero app store download. Drivers open an SMS link, take a photo of their paperwork, and get immediate dock bay directions. Over 94% of drivers rate our mobile check-in 5 stars because it gets them back on the road 50 minutes faster.'</w:t>
+      </w:r>
+    </w:p>
+    <w:p>
+      <w:pPr>
+        <w:spacing w:before="0" w:after="120" w:line="276" w:lineRule="auto"/>
+      </w:pPr>
+      <w:r>
+        <w:rPr>
+          <w:rFonts w:ascii="Calibri" w:hAnsi="Calibri"/>
+          <w:color w:val="1E293B"/>
+          <w:sz w:val="20"/>
+        </w:rPr>
+        <w:t>Objection 2: 'We already have a warehouse management system (WMS).' Rebuttal: 'Your WMS manages inventory inside the four walls; it has zero visibility into trailers parked across your 15-acre yard. DockStream bridges the asphalt-to-dock gap, feeding your WMS real-time trailer door arrival timestamps.'</w:t>
       </w:r>
     </w:p>
     <w:sectPr>
@@ -91,7 +1075,7 @@
       <w:jc w:val="right"/>
     </w:pPr>
     <w:r>
-      <w:t>Q4 B2B Website &amp; 12-Slide Enterprise Deck Brief</w:t>
+      <w:t xml:space="preserve">DockStream Yard Management — B2B Enterprise Marketing Brief </w:t>
     </w:r>
   </w:p>
 </w:hdr>

--- a/public/chat_files/johnson_b2b_site_and_deck_brief.docx
+++ b/public/chat_files/johnson_b2b_site_and_deck_brief.docx
@@ -13,64 +13,7 @@
           <w:color w:val="0F172A"/>
           <w:sz w:val="44"/>
         </w:rPr>
-        <w:t>DockStream Yard Management — B2B Enterprise Marketing Brief &amp; Positioning Strategy</w:t>
-      </w:r>
-    </w:p>
-    <w:p>
-      <w:pPr>
-        <w:spacing w:before="0" w:after="120" w:line="276" w:lineRule="auto"/>
-      </w:pPr>
-      <w:r>
-        <w:rPr>
-          <w:rFonts w:ascii="Calibri" w:hAnsi="Calibri"/>
-          <w:color w:val="1E293B"/>
-          <w:sz w:val="20"/>
-        </w:rPr>
-        <w:t>COMPANY: DockStream Software Technologies, Inc. · Austin &amp; Chicago</w:t>
-      </w:r>
-    </w:p>
-    <w:p>
-      <w:pPr>
-        <w:spacing w:before="0" w:after="120" w:line="276" w:lineRule="auto"/>
-      </w:pPr>
-      <w:r>
-        <w:rPr>
-          <w:rFonts w:ascii="Calibri" w:hAnsi="Calibri"/>
-          <w:color w:val="1E293B"/>
-          <w:sz w:val="20"/>
-        </w:rPr>
-        <w:t>CO-FOUNDER &amp; CEO: Jack Johnson</w:t>
-      </w:r>
-    </w:p>
-    <w:p>
-      <w:pPr>
-        <w:spacing w:before="0" w:after="120" w:line="276" w:lineRule="auto"/>
-      </w:pPr>
-      <w:r>
-        <w:rPr>
-          <w:rFonts w:ascii="Calibri" w:hAnsi="Calibri"/>
-          <w:color w:val="1E293B"/>
-          <w:sz w:val="20"/>
-        </w:rPr>
-        <w:t>TARGET VERTICAL: Tier-1 3PLs, Cold Storage Distribution Networks &amp; Retail Logistics</w:t>
-      </w:r>
-    </w:p>
-    <w:p>
-      <w:pPr>
-        <w:spacing w:before="0" w:after="120" w:line="276" w:lineRule="auto"/>
-      </w:pPr>
-      <w:r>
-        <w:rPr>
-          <w:rFonts w:ascii="Calibri" w:hAnsi="Calibri"/>
-          <w:color w:val="1E293B"/>
-          <w:sz w:val="20"/>
-        </w:rPr>
-        <w:t>DOCUMENT: B2B Enterprise Marketing Brief, ICP Definitions &amp; Sales Positioning Deck</w:t>
-      </w:r>
-    </w:p>
-    <w:p>
-      <w:r>
-        <w:br w:type="page"/>
+        <w:t>Q4 B2B Website &amp; 12-Slide Enterprise Deck Brief</w:t>
       </w:r>
     </w:p>
     <w:p>
@@ -85,7 +28,7 @@
           <w:color w:val="0F172A"/>
           <w:sz w:val="26"/>
         </w:rPr>
-        <w:t>SECTION 1: THE ENTERPRISE TERMINAL CONGESTION CRISIS</w:t>
+        <w:t>CREATIVE BRIEF</w:t>
       </w:r>
     </w:p>
     <w:p>
@@ -98,7 +41,7 @@
           <w:color w:val="1E293B"/>
           <w:sz w:val="20"/>
         </w:rPr>
-        <w:t>Modern distribution centers spend millions of dollars optimizing automated warehouse racking, conveyor systems, and ERP inventory tracking. Yet the moment a commercial freight trailer crosses the perimeter security gate into the yard, operations devolve into clipboards, CB radio chatter, and blind manual searches.</w:t>
+        <w:t>Target Audience: VP of Logistics and Operations Directors at mid-market 3PLs.</w:t>
       </w:r>
     </w:p>
     <w:p>
@@ -111,934 +54,7 @@
           <w:color w:val="1E293B"/>
           <w:sz w:val="20"/>
         </w:rPr>
-        <w:t>Key Industry Pain Points:</w:t>
-      </w:r>
-    </w:p>
-    <w:p>
-      <w:pPr>
-        <w:pStyle w:val="ListBullet"/>
-        <w:spacing w:before="0" w:after="60" w:line="276" w:lineRule="auto"/>
-      </w:pPr>
-      <w:r>
-        <w:rPr>
-          <w:rFonts w:ascii="Calibri" w:hAnsi="Calibri"/>
-          <w:color w:val="1E293B"/>
-          <w:sz w:val="20"/>
-        </w:rPr>
-        <w:t>The Terminal Dwell Penalty: Nationally, commercial trucks experience an average dwell time of 168 minutes at enterprise loading facilities. Detention fees kick in after 120 minutes at an average rate of $75 to $95 per hour.</w:t>
-      </w:r>
-    </w:p>
-    <w:p>
-      <w:pPr>
-        <w:pStyle w:val="ListBullet"/>
-        <w:spacing w:before="0" w:after="60" w:line="276" w:lineRule="auto"/>
-      </w:pPr>
-      <w:r>
-        <w:rPr>
-          <w:rFonts w:ascii="Calibri" w:hAnsi="Calibri"/>
-          <w:color w:val="1E293B"/>
-          <w:sz w:val="20"/>
-        </w:rPr>
-        <w:t>Demurrage Hemorrhage: A typical 30-bay logistics facility processes 140 trucks per day. Uncoordinated dock staging costs the average enterprise terminal $420,000 to $850,000 annually in unrecoverable carrier detention penalties.</w:t>
-      </w:r>
-    </w:p>
-    <w:p>
-      <w:pPr>
-        <w:pStyle w:val="ListBullet"/>
-        <w:spacing w:before="0" w:after="60" w:line="276" w:lineRule="auto"/>
-      </w:pPr>
-      <w:r>
-        <w:rPr>
-          <w:rFonts w:ascii="Calibri" w:hAnsi="Calibri"/>
-          <w:color w:val="1E293B"/>
-          <w:sz w:val="20"/>
-        </w:rPr>
-        <w:t>Security &amp; Gate Gridlock: Paper bills of lading (BOL), manual driver badge checks, and physical clipboard sign-ins cause highway backup queues, idling emissions, and gate security compliance vulnerabilities.</w:t>
-      </w:r>
-    </w:p>
-    <w:p>
-      <w:r>
-        <w:br w:type="page"/>
-      </w:r>
-    </w:p>
-    <w:p>
-      <w:pPr>
-        <w:keepNext/>
-        <w:spacing w:before="280" w:after="80"/>
-      </w:pPr>
-      <w:r>
-        <w:rPr>
-          <w:rFonts w:ascii="Calibri" w:hAnsi="Calibri"/>
-          <w:b/>
-          <w:color w:val="0F172A"/>
-          <w:sz w:val="26"/>
-        </w:rPr>
-        <w:t>SECTION 2: DOCKSTREAM PLATFORM ARCHITECTURE &amp; WORKFLOW</w:t>
-      </w:r>
-    </w:p>
-    <w:p>
-      <w:pPr>
-        <w:spacing w:before="0" w:after="120" w:line="276" w:lineRule="auto"/>
-      </w:pPr>
-      <w:r>
-        <w:rPr>
-          <w:rFonts w:ascii="Calibri" w:hAnsi="Calibri"/>
-          <w:color w:val="1E293B"/>
-          <w:sz w:val="20"/>
-        </w:rPr>
-        <w:t>DockStream replaces manual gate logs with an autonomous, software-orchestrated terminal operating engine:</w:t>
-      </w:r>
-    </w:p>
-    <w:p>
-      <w:pPr>
-        <w:spacing w:before="0" w:after="120" w:line="276" w:lineRule="auto"/>
-      </w:pPr>
-      <w:r>
-        <w:rPr>
-          <w:rFonts w:ascii="Calibri" w:hAnsi="Calibri"/>
-          <w:color w:val="1E293B"/>
-          <w:sz w:val="20"/>
-        </w:rPr>
-        <w:t>1. Zero-App Driver Mobile Check-In: When a commercial driver approaches within 5 miles of the terminal geofence, they receive an automated SMS with a secure web link. The driver inputs tractor/trailer numbers, PO reference, and carrier name—in English or Spanish—without downloading any native app.</w:t>
-      </w:r>
-    </w:p>
-    <w:p>
-      <w:pPr>
-        <w:spacing w:before="0" w:after="120" w:line="276" w:lineRule="auto"/>
-      </w:pPr>
-      <w:r>
-        <w:rPr>
-          <w:rFonts w:ascii="Calibri" w:hAnsi="Calibri"/>
-          <w:color w:val="1E293B"/>
-          <w:sz w:val="20"/>
-        </w:rPr>
-        <w:t>2. Dynamic Loading Bay Allocation: DockStream's algorithmic dispatch engine inspects warehouse staging readiness, forklift crew availability, and cargo type (e.g. ambient vs frozen) to assign the optimal loading bay in real time.</w:t>
-      </w:r>
-    </w:p>
-    <w:p>
-      <w:pPr>
-        <w:spacing w:before="0" w:after="120" w:line="276" w:lineRule="auto"/>
-      </w:pPr>
-      <w:r>
-        <w:rPr>
-          <w:rFonts w:ascii="Calibri" w:hAnsi="Calibri"/>
-          <w:color w:val="1E293B"/>
-          <w:sz w:val="20"/>
-        </w:rPr>
-        <w:t>3. Digital BOL Capture &amp; e-Sign: Drivers upload receiver photos and capture digital signatures on their mobile screen, instantly generating PDF bills of lading synchronized with the enterprise TMS.</w:t>
-      </w:r>
-    </w:p>
-    <w:p>
-      <w:pPr>
-        <w:spacing w:before="0" w:after="120" w:line="276" w:lineRule="auto"/>
-      </w:pPr>
-      <w:r>
-        <w:rPr>
-          <w:rFonts w:ascii="Calibri" w:hAnsi="Calibri"/>
-          <w:color w:val="1E293B"/>
-          <w:sz w:val="20"/>
-        </w:rPr>
-        <w:t>4. Yard Mule Telematics Integration: Yard spotter drivers receive real-time trailer move instructions directly on ruggedized cab tablets, eliminating deadhead moves and radio interference.</w:t>
-      </w:r>
-    </w:p>
-    <w:p>
-      <w:r>
-        <w:br w:type="page"/>
-      </w:r>
-    </w:p>
-    <w:p>
-      <w:pPr>
-        <w:keepNext/>
-        <w:spacing w:before="280" w:after="80"/>
-      </w:pPr>
-      <w:r>
-        <w:rPr>
-          <w:rFonts w:ascii="Calibri" w:hAnsi="Calibri"/>
-          <w:b/>
-          <w:color w:val="0F172A"/>
-          <w:sz w:val="26"/>
-        </w:rPr>
-        <w:t>SECTION 3: IDEAL CUSTOMER PROFILE (ICP) &amp; BUYER PERSONAS</w:t>
-      </w:r>
-    </w:p>
-    <w:p>
-      <w:pPr>
-        <w:spacing w:before="0" w:after="120" w:line="276" w:lineRule="auto"/>
-      </w:pPr>
-      <w:r>
-        <w:rPr>
-          <w:rFonts w:ascii="Calibri" w:hAnsi="Calibri"/>
-          <w:color w:val="1E293B"/>
-          <w:sz w:val="20"/>
-        </w:rPr>
-        <w:t>Primary Enterprise Personas:</w:t>
-      </w:r>
-    </w:p>
-    <w:p>
-      <w:pPr>
-        <w:pStyle w:val="ListBullet"/>
-        <w:spacing w:before="0" w:after="60" w:line="276" w:lineRule="auto"/>
-      </w:pPr>
-      <w:r>
-        <w:rPr>
-          <w:rFonts w:ascii="Calibri" w:hAnsi="Calibri"/>
-          <w:color w:val="1E293B"/>
-          <w:sz w:val="20"/>
-        </w:rPr>
-        <w:t>Persona 1: Vice President of Supply Chain / Logistics. Focus: Corporate EBITDA, freight detention reduction, Carrier Net Promoter Score, ESG idle emissions. Pitch: 'DockStream generates $38,000 in hard detention savings per bay annually with a guaranteed 14-day zero-downtime pilot.'</w:t>
-      </w:r>
-    </w:p>
-    <w:p>
-      <w:pPr>
-        <w:pStyle w:val="ListBullet"/>
-        <w:spacing w:before="0" w:after="60" w:line="276" w:lineRule="auto"/>
-      </w:pPr>
-      <w:r>
-        <w:rPr>
-          <w:rFonts w:ascii="Calibri" w:hAnsi="Calibri"/>
-          <w:color w:val="1E293B"/>
-          <w:sz w:val="20"/>
-        </w:rPr>
-        <w:t>Persona 2: Terminal General Manager / Director of Facility Operations. Focus: Yard safety, labor productivity, dock crew utilization, gate queue elimination. Pitch: 'Eliminate guardhouse radio shouting and reduce driver gate check-in time from 14 minutes to 90 seconds.'</w:t>
-      </w:r>
-    </w:p>
-    <w:p>
-      <w:pPr>
-        <w:pStyle w:val="ListBullet"/>
-        <w:spacing w:before="0" w:after="60" w:line="276" w:lineRule="auto"/>
-      </w:pPr>
-      <w:r>
-        <w:rPr>
-          <w:rFonts w:ascii="Calibri" w:hAnsi="Calibri"/>
-          <w:color w:val="1E293B"/>
-          <w:sz w:val="20"/>
-        </w:rPr>
-        <w:t>Persona 3: Chief Information Officer / Head of Enterprise Systems. Focus: SOC 2 compliance, REST API endpoints, bi-directional sync with SAP S/4HANA, Manhattan WMS, and Blue Yonder. Pitch: 'Pre-built enterprise connectors with turnkey webhook ingestion and 99.99% cloud uptime.'</w:t>
-      </w:r>
-    </w:p>
-    <w:p>
-      <w:r>
-        <w:br w:type="page"/>
-      </w:r>
-    </w:p>
-    <w:p>
-      <w:pPr>
-        <w:keepNext/>
-        <w:spacing w:before="280" w:after="80"/>
-      </w:pPr>
-      <w:r>
-        <w:rPr>
-          <w:rFonts w:ascii="Calibri" w:hAnsi="Calibri"/>
-          <w:b/>
-          <w:color w:val="0F172A"/>
-          <w:sz w:val="26"/>
-        </w:rPr>
-        <w:t>SECTION 4: COMPETITIVE TEARDOWN &amp; DIFFERENTIATION MATRIX</w:t>
-      </w:r>
-    </w:p>
-    <w:tbl>
-      <w:tblPr>
-        <w:tblW w:type="auto" w:w="0"/>
-        <w:jc w:val="center"/>
-        <w:tblLayout w:type="autofit"/>
-        <w:tblLook w:firstColumn="1" w:firstRow="1" w:lastColumn="0" w:lastRow="0" w:noHBand="0" w:noVBand="1" w:val="04A0"/>
-      </w:tblPr>
-      <w:tblGrid>
-        <w:gridCol w:w="2340"/>
-        <w:gridCol w:w="2340"/>
-        <w:gridCol w:w="2340"/>
-        <w:gridCol w:w="2340"/>
-      </w:tblGrid>
-      <w:tr>
-        <w:tc>
-          <w:tcPr>
-            <w:tcW w:type="dxa" w:w="2340"/>
-            <w:shd w:fill="0F172A"/>
-            <w:tcBorders>
-              <w:top w:val="single" w:sz="4" w:space="0" w:color="CBD5E1"/>
-              <w:left w:val="none"/>
-              <w:bottom w:val="single" w:sz="4" w:space="0" w:color="CBD5E1"/>
-              <w:right w:val="none"/>
-            </w:tcBorders>
-          </w:tcPr>
-          <w:p>
-            <w:pPr>
-              <w:spacing w:before="80" w:after="80"/>
-              <w:jc w:val="center"/>
-            </w:pPr>
-            <w:r>
-              <w:rPr>
-                <w:rFonts w:ascii="Calibri" w:hAnsi="Calibri"/>
-                <w:b/>
-                <w:color w:val="FFFFFF"/>
-                <w:sz w:val="19"/>
-              </w:rPr>
-              <w:t>Capability / Feature</w:t>
-            </w:r>
-          </w:p>
-        </w:tc>
-        <w:tc>
-          <w:tcPr>
-            <w:tcW w:type="dxa" w:w="2340"/>
-            <w:shd w:fill="0F172A"/>
-            <w:tcBorders>
-              <w:top w:val="single" w:sz="4" w:space="0" w:color="CBD5E1"/>
-              <w:left w:val="none"/>
-              <w:bottom w:val="single" w:sz="4" w:space="0" w:color="CBD5E1"/>
-              <w:right w:val="none"/>
-            </w:tcBorders>
-          </w:tcPr>
-          <w:p>
-            <w:pPr>
-              <w:spacing w:before="80" w:after="80"/>
-              <w:jc w:val="center"/>
-            </w:pPr>
-            <w:r>
-              <w:rPr>
-                <w:rFonts w:ascii="Calibri" w:hAnsi="Calibri"/>
-                <w:b/>
-                <w:color w:val="FFFFFF"/>
-                <w:sz w:val="19"/>
-              </w:rPr>
-              <w:t>DockStream Platform</w:t>
-            </w:r>
-          </w:p>
-        </w:tc>
-        <w:tc>
-          <w:tcPr>
-            <w:tcW w:type="dxa" w:w="2340"/>
-            <w:shd w:fill="0F172A"/>
-            <w:tcBorders>
-              <w:top w:val="single" w:sz="4" w:space="0" w:color="CBD5E1"/>
-              <w:left w:val="none"/>
-              <w:bottom w:val="single" w:sz="4" w:space="0" w:color="CBD5E1"/>
-              <w:right w:val="none"/>
-            </w:tcBorders>
-          </w:tcPr>
-          <w:p>
-            <w:pPr>
-              <w:spacing w:before="80" w:after="80"/>
-              <w:jc w:val="center"/>
-            </w:pPr>
-            <w:r>
-              <w:rPr>
-                <w:rFonts w:ascii="Calibri" w:hAnsi="Calibri"/>
-                <w:b/>
-                <w:color w:val="FFFFFF"/>
-                <w:sz w:val="19"/>
-              </w:rPr>
-              <w:t>Legacy Yard Software (YardView/C3)</w:t>
-            </w:r>
-          </w:p>
-        </w:tc>
-        <w:tc>
-          <w:tcPr>
-            <w:tcW w:type="dxa" w:w="2340"/>
-            <w:shd w:fill="0F172A"/>
-            <w:tcBorders>
-              <w:top w:val="single" w:sz="4" w:space="0" w:color="CBD5E1"/>
-              <w:left w:val="none"/>
-              <w:bottom w:val="single" w:sz="4" w:space="0" w:color="CBD5E1"/>
-              <w:right w:val="none"/>
-            </w:tcBorders>
-          </w:tcPr>
-          <w:p>
-            <w:pPr>
-              <w:spacing w:before="80" w:after="80"/>
-              <w:jc w:val="center"/>
-            </w:pPr>
-            <w:r>
-              <w:rPr>
-                <w:rFonts w:ascii="Calibri" w:hAnsi="Calibri"/>
-                <w:b/>
-                <w:color w:val="FFFFFF"/>
-                <w:sz w:val="19"/>
-              </w:rPr>
-              <w:t>Visibility Portals (FourKites/Project44)</w:t>
-            </w:r>
-          </w:p>
-        </w:tc>
-      </w:tr>
-      <w:tr>
-        <w:tc>
-          <w:tcPr>
-            <w:tcW w:type="dxa" w:w="2340"/>
-            <w:shd w:fill="F8FAFC"/>
-            <w:tcBorders>
-              <w:top w:val="single" w:sz="4" w:space="0" w:color="CBD5E1"/>
-              <w:left w:val="none"/>
-              <w:bottom w:val="single" w:sz="4" w:space="0" w:color="CBD5E1"/>
-              <w:right w:val="none"/>
-            </w:tcBorders>
-          </w:tcPr>
-          <w:p>
-            <w:pPr>
-              <w:spacing w:before="80" w:after="80"/>
-              <w:jc w:val="left"/>
-            </w:pPr>
-            <w:r>
-              <w:rPr>
-                <w:rFonts w:ascii="Calibri" w:hAnsi="Calibri"/>
-                <w:color w:val="1E293B"/>
-                <w:sz w:val="18"/>
-              </w:rPr>
-              <w:t>Driver Onboarding UX</w:t>
-            </w:r>
-          </w:p>
-        </w:tc>
-        <w:tc>
-          <w:tcPr>
-            <w:tcW w:type="dxa" w:w="2340"/>
-            <w:shd w:fill="F8FAFC"/>
-            <w:tcBorders>
-              <w:top w:val="single" w:sz="4" w:space="0" w:color="CBD5E1"/>
-              <w:left w:val="none"/>
-              <w:bottom w:val="single" w:sz="4" w:space="0" w:color="CBD5E1"/>
-              <w:right w:val="none"/>
-            </w:tcBorders>
-          </w:tcPr>
-          <w:p>
-            <w:pPr>
-              <w:spacing w:before="80" w:after="80"/>
-              <w:jc w:val="left"/>
-            </w:pPr>
-            <w:r>
-              <w:rPr>
-                <w:rFonts w:ascii="Calibri" w:hAnsi="Calibri"/>
-                <w:color w:val="1E293B"/>
-                <w:sz w:val="18"/>
-              </w:rPr>
-              <w:t>Zero-app SMS mobile web link (90 sec)</w:t>
-            </w:r>
-          </w:p>
-        </w:tc>
-        <w:tc>
-          <w:tcPr>
-            <w:tcW w:type="dxa" w:w="2340"/>
-            <w:shd w:fill="F8FAFC"/>
-            <w:tcBorders>
-              <w:top w:val="single" w:sz="4" w:space="0" w:color="CBD5E1"/>
-              <w:left w:val="none"/>
-              <w:bottom w:val="single" w:sz="4" w:space="0" w:color="CBD5E1"/>
-              <w:right w:val="none"/>
-            </w:tcBorders>
-          </w:tcPr>
-          <w:p>
-            <w:pPr>
-              <w:spacing w:before="80" w:after="80"/>
-              <w:jc w:val="left"/>
-            </w:pPr>
-            <w:r>
-              <w:rPr>
-                <w:rFonts w:ascii="Calibri" w:hAnsi="Calibri"/>
-                <w:color w:val="1E293B"/>
-                <w:sz w:val="18"/>
-              </w:rPr>
-              <w:t>Kiosk hardware or manual clipboard</w:t>
-            </w:r>
-          </w:p>
-        </w:tc>
-        <w:tc>
-          <w:tcPr>
-            <w:tcW w:type="dxa" w:w="2340"/>
-            <w:shd w:fill="F8FAFC"/>
-            <w:tcBorders>
-              <w:top w:val="single" w:sz="4" w:space="0" w:color="CBD5E1"/>
-              <w:left w:val="none"/>
-              <w:bottom w:val="single" w:sz="4" w:space="0" w:color="CBD5E1"/>
-              <w:right w:val="none"/>
-            </w:tcBorders>
-          </w:tcPr>
-          <w:p>
-            <w:pPr>
-              <w:spacing w:before="80" w:after="80"/>
-              <w:jc w:val="left"/>
-            </w:pPr>
-            <w:r>
-              <w:rPr>
-                <w:rFonts w:ascii="Calibri" w:hAnsi="Calibri"/>
-                <w:color w:val="1E293B"/>
-                <w:sz w:val="18"/>
-              </w:rPr>
-              <w:t>GPS smartphone app required</w:t>
-            </w:r>
-          </w:p>
-        </w:tc>
-      </w:tr>
-      <w:tr>
-        <w:tc>
-          <w:tcPr>
-            <w:tcW w:type="dxa" w:w="2340"/>
-            <w:shd w:fill="FFFFFF"/>
-            <w:tcBorders>
-              <w:top w:val="single" w:sz="4" w:space="0" w:color="CBD5E1"/>
-              <w:left w:val="none"/>
-              <w:bottom w:val="single" w:sz="4" w:space="0" w:color="CBD5E1"/>
-              <w:right w:val="none"/>
-            </w:tcBorders>
-          </w:tcPr>
-          <w:p>
-            <w:pPr>
-              <w:spacing w:before="80" w:after="80"/>
-              <w:jc w:val="left"/>
-            </w:pPr>
-            <w:r>
-              <w:rPr>
-                <w:rFonts w:ascii="Calibri" w:hAnsi="Calibri"/>
-                <w:color w:val="1E293B"/>
-                <w:sz w:val="18"/>
-              </w:rPr>
-              <w:t>Implementation Timeline</w:t>
-            </w:r>
-          </w:p>
-        </w:tc>
-        <w:tc>
-          <w:tcPr>
-            <w:tcW w:type="dxa" w:w="2340"/>
-            <w:shd w:fill="FFFFFF"/>
-            <w:tcBorders>
-              <w:top w:val="single" w:sz="4" w:space="0" w:color="CBD5E1"/>
-              <w:left w:val="none"/>
-              <w:bottom w:val="single" w:sz="4" w:space="0" w:color="CBD5E1"/>
-              <w:right w:val="none"/>
-            </w:tcBorders>
-          </w:tcPr>
-          <w:p>
-            <w:pPr>
-              <w:spacing w:before="80" w:after="80"/>
-              <w:jc w:val="left"/>
-            </w:pPr>
-            <w:r>
-              <w:rPr>
-                <w:rFonts w:ascii="Calibri" w:hAnsi="Calibri"/>
-                <w:color w:val="1E293B"/>
-                <w:sz w:val="18"/>
-              </w:rPr>
-              <w:t>Turnkey cloud deployment in 14 days</w:t>
-            </w:r>
-          </w:p>
-        </w:tc>
-        <w:tc>
-          <w:tcPr>
-            <w:tcW w:type="dxa" w:w="2340"/>
-            <w:shd w:fill="FFFFFF"/>
-            <w:tcBorders>
-              <w:top w:val="single" w:sz="4" w:space="0" w:color="CBD5E1"/>
-              <w:left w:val="none"/>
-              <w:bottom w:val="single" w:sz="4" w:space="0" w:color="CBD5E1"/>
-              <w:right w:val="none"/>
-            </w:tcBorders>
-          </w:tcPr>
-          <w:p>
-            <w:pPr>
-              <w:spacing w:before="80" w:after="80"/>
-              <w:jc w:val="left"/>
-            </w:pPr>
-            <w:r>
-              <w:rPr>
-                <w:rFonts w:ascii="Calibri" w:hAnsi="Calibri"/>
-                <w:color w:val="1E293B"/>
-                <w:sz w:val="18"/>
-              </w:rPr>
-              <w:t>6 to 9 months custom on-premise</w:t>
-            </w:r>
-          </w:p>
-        </w:tc>
-        <w:tc>
-          <w:tcPr>
-            <w:tcW w:type="dxa" w:w="2340"/>
-            <w:shd w:fill="FFFFFF"/>
-            <w:tcBorders>
-              <w:top w:val="single" w:sz="4" w:space="0" w:color="CBD5E1"/>
-              <w:left w:val="none"/>
-              <w:bottom w:val="single" w:sz="4" w:space="0" w:color="CBD5E1"/>
-              <w:right w:val="none"/>
-            </w:tcBorders>
-          </w:tcPr>
-          <w:p>
-            <w:pPr>
-              <w:spacing w:before="80" w:after="80"/>
-              <w:jc w:val="left"/>
-            </w:pPr>
-            <w:r>
-              <w:rPr>
-                <w:rFonts w:ascii="Calibri" w:hAnsi="Calibri"/>
-                <w:color w:val="1E293B"/>
-                <w:sz w:val="18"/>
-              </w:rPr>
-              <w:t>3 to 6 months integration</w:t>
-            </w:r>
-          </w:p>
-        </w:tc>
-      </w:tr>
-      <w:tr>
-        <w:tc>
-          <w:tcPr>
-            <w:tcW w:type="dxa" w:w="2340"/>
-            <w:shd w:fill="F8FAFC"/>
-            <w:tcBorders>
-              <w:top w:val="single" w:sz="4" w:space="0" w:color="CBD5E1"/>
-              <w:left w:val="none"/>
-              <w:bottom w:val="single" w:sz="4" w:space="0" w:color="CBD5E1"/>
-              <w:right w:val="none"/>
-            </w:tcBorders>
-          </w:tcPr>
-          <w:p>
-            <w:pPr>
-              <w:spacing w:before="80" w:after="80"/>
-              <w:jc w:val="left"/>
-            </w:pPr>
-            <w:r>
-              <w:rPr>
-                <w:rFonts w:ascii="Calibri" w:hAnsi="Calibri"/>
-                <w:color w:val="1E293B"/>
-                <w:sz w:val="18"/>
-              </w:rPr>
-              <w:t>Hardware Investment</w:t>
-            </w:r>
-          </w:p>
-        </w:tc>
-        <w:tc>
-          <w:tcPr>
-            <w:tcW w:type="dxa" w:w="2340"/>
-            <w:shd w:fill="F8FAFC"/>
-            <w:tcBorders>
-              <w:top w:val="single" w:sz="4" w:space="0" w:color="CBD5E1"/>
-              <w:left w:val="none"/>
-              <w:bottom w:val="single" w:sz="4" w:space="0" w:color="CBD5E1"/>
-              <w:right w:val="none"/>
-            </w:tcBorders>
-          </w:tcPr>
-          <w:p>
-            <w:pPr>
-              <w:spacing w:before="80" w:after="80"/>
-              <w:jc w:val="left"/>
-            </w:pPr>
-            <w:r>
-              <w:rPr>
-                <w:rFonts w:ascii="Calibri" w:hAnsi="Calibri"/>
-                <w:color w:val="1E293B"/>
-                <w:sz w:val="18"/>
-              </w:rPr>
-              <w:t>$0 (BYOD smartphones &amp; web browsers)</w:t>
-            </w:r>
-          </w:p>
-        </w:tc>
-        <w:tc>
-          <w:tcPr>
-            <w:tcW w:type="dxa" w:w="2340"/>
-            <w:shd w:fill="F8FAFC"/>
-            <w:tcBorders>
-              <w:top w:val="single" w:sz="4" w:space="0" w:color="CBD5E1"/>
-              <w:left w:val="none"/>
-              <w:bottom w:val="single" w:sz="4" w:space="0" w:color="CBD5E1"/>
-              <w:right w:val="none"/>
-            </w:tcBorders>
-          </w:tcPr>
-          <w:p>
-            <w:pPr>
-              <w:spacing w:before="80" w:after="80"/>
-              <w:jc w:val="left"/>
-            </w:pPr>
-            <w:r>
-              <w:rPr>
-                <w:rFonts w:ascii="Calibri" w:hAnsi="Calibri"/>
-                <w:color w:val="1E293B"/>
-                <w:sz w:val="18"/>
-              </w:rPr>
-              <w:t>$45k+ touch kiosks &amp; gate RFID readers</w:t>
-            </w:r>
-          </w:p>
-        </w:tc>
-        <w:tc>
-          <w:tcPr>
-            <w:tcW w:type="dxa" w:w="2340"/>
-            <w:shd w:fill="F8FAFC"/>
-            <w:tcBorders>
-              <w:top w:val="single" w:sz="4" w:space="0" w:color="CBD5E1"/>
-              <w:left w:val="none"/>
-              <w:bottom w:val="single" w:sz="4" w:space="0" w:color="CBD5E1"/>
-              <w:right w:val="none"/>
-            </w:tcBorders>
-          </w:tcPr>
-          <w:p>
-            <w:pPr>
-              <w:spacing w:before="80" w:after="80"/>
-              <w:jc w:val="left"/>
-            </w:pPr>
-            <w:r>
-              <w:rPr>
-                <w:rFonts w:ascii="Calibri" w:hAnsi="Calibri"/>
-                <w:color w:val="1E293B"/>
-                <w:sz w:val="18"/>
-              </w:rPr>
-              <w:t>Carrier electronic logging hardware</w:t>
-            </w:r>
-          </w:p>
-        </w:tc>
-      </w:tr>
-      <w:tr>
-        <w:tc>
-          <w:tcPr>
-            <w:tcW w:type="dxa" w:w="2340"/>
-            <w:shd w:fill="FFFFFF"/>
-            <w:tcBorders>
-              <w:top w:val="single" w:sz="4" w:space="0" w:color="CBD5E1"/>
-              <w:left w:val="none"/>
-              <w:bottom w:val="single" w:sz="4" w:space="0" w:color="CBD5E1"/>
-              <w:right w:val="none"/>
-            </w:tcBorders>
-          </w:tcPr>
-          <w:p>
-            <w:pPr>
-              <w:spacing w:before="80" w:after="80"/>
-              <w:jc w:val="left"/>
-            </w:pPr>
-            <w:r>
-              <w:rPr>
-                <w:rFonts w:ascii="Calibri" w:hAnsi="Calibri"/>
-                <w:color w:val="1E293B"/>
-                <w:sz w:val="18"/>
-              </w:rPr>
-              <w:t>Predictive Bay Optimization</w:t>
-            </w:r>
-          </w:p>
-        </w:tc>
-        <w:tc>
-          <w:tcPr>
-            <w:tcW w:type="dxa" w:w="2340"/>
-            <w:shd w:fill="FFFFFF"/>
-            <w:tcBorders>
-              <w:top w:val="single" w:sz="4" w:space="0" w:color="CBD5E1"/>
-              <w:left w:val="none"/>
-              <w:bottom w:val="single" w:sz="4" w:space="0" w:color="CBD5E1"/>
-              <w:right w:val="none"/>
-            </w:tcBorders>
-          </w:tcPr>
-          <w:p>
-            <w:pPr>
-              <w:spacing w:before="80" w:after="80"/>
-              <w:jc w:val="left"/>
-            </w:pPr>
-            <w:r>
-              <w:rPr>
-                <w:rFonts w:ascii="Calibri" w:hAnsi="Calibri"/>
-                <w:color w:val="1E293B"/>
-                <w:sz w:val="18"/>
-              </w:rPr>
-              <w:t>Automated WMS labor-aware staging</w:t>
-            </w:r>
-          </w:p>
-        </w:tc>
-        <w:tc>
-          <w:tcPr>
-            <w:tcW w:type="dxa" w:w="2340"/>
-            <w:shd w:fill="FFFFFF"/>
-            <w:tcBorders>
-              <w:top w:val="single" w:sz="4" w:space="0" w:color="CBD5E1"/>
-              <w:left w:val="none"/>
-              <w:bottom w:val="single" w:sz="4" w:space="0" w:color="CBD5E1"/>
-              <w:right w:val="none"/>
-            </w:tcBorders>
-          </w:tcPr>
-          <w:p>
-            <w:pPr>
-              <w:spacing w:before="80" w:after="80"/>
-              <w:jc w:val="left"/>
-            </w:pPr>
-            <w:r>
-              <w:rPr>
-                <w:rFonts w:ascii="Calibri" w:hAnsi="Calibri"/>
-                <w:color w:val="1E293B"/>
-                <w:sz w:val="18"/>
-              </w:rPr>
-              <w:t>Manual drag-and-drop dispatch board</w:t>
-            </w:r>
-          </w:p>
-        </w:tc>
-        <w:tc>
-          <w:tcPr>
-            <w:tcW w:type="dxa" w:w="2340"/>
-            <w:shd w:fill="FFFFFF"/>
-            <w:tcBorders>
-              <w:top w:val="single" w:sz="4" w:space="0" w:color="CBD5E1"/>
-              <w:left w:val="none"/>
-              <w:bottom w:val="single" w:sz="4" w:space="0" w:color="CBD5E1"/>
-              <w:right w:val="none"/>
-            </w:tcBorders>
-          </w:tcPr>
-          <w:p>
-            <w:pPr>
-              <w:spacing w:before="80" w:after="80"/>
-              <w:jc w:val="left"/>
-            </w:pPr>
-            <w:r>
-              <w:rPr>
-                <w:rFonts w:ascii="Calibri" w:hAnsi="Calibri"/>
-                <w:color w:val="1E293B"/>
-                <w:sz w:val="18"/>
-              </w:rPr>
-              <w:t>In-transit tracking only (No yard logic)</w:t>
-            </w:r>
-          </w:p>
-        </w:tc>
-      </w:tr>
-      <w:tr>
-        <w:tc>
-          <w:tcPr>
-            <w:tcW w:type="dxa" w:w="2340"/>
-            <w:shd w:fill="F8FAFC"/>
-            <w:tcBorders>
-              <w:top w:val="single" w:sz="4" w:space="0" w:color="CBD5E1"/>
-              <w:left w:val="none"/>
-              <w:bottom w:val="single" w:sz="4" w:space="0" w:color="CBD5E1"/>
-              <w:right w:val="none"/>
-            </w:tcBorders>
-          </w:tcPr>
-          <w:p>
-            <w:pPr>
-              <w:spacing w:before="80" w:after="80"/>
-              <w:jc w:val="left"/>
-            </w:pPr>
-            <w:r>
-              <w:rPr>
-                <w:rFonts w:ascii="Calibri" w:hAnsi="Calibri"/>
-                <w:color w:val="1E293B"/>
-                <w:sz w:val="18"/>
-              </w:rPr>
-              <w:t>Pricing Architecture</w:t>
-            </w:r>
-          </w:p>
-        </w:tc>
-        <w:tc>
-          <w:tcPr>
-            <w:tcW w:type="dxa" w:w="2340"/>
-            <w:shd w:fill="F8FAFC"/>
-            <w:tcBorders>
-              <w:top w:val="single" w:sz="4" w:space="0" w:color="CBD5E1"/>
-              <w:left w:val="none"/>
-              <w:bottom w:val="single" w:sz="4" w:space="0" w:color="CBD5E1"/>
-              <w:right w:val="none"/>
-            </w:tcBorders>
-          </w:tcPr>
-          <w:p>
-            <w:pPr>
-              <w:spacing w:before="80" w:after="80"/>
-              <w:jc w:val="left"/>
-            </w:pPr>
-            <w:r>
-              <w:rPr>
-                <w:rFonts w:ascii="Calibri" w:hAnsi="Calibri"/>
-                <w:color w:val="1E293B"/>
-                <w:sz w:val="18"/>
-              </w:rPr>
-              <w:t>Transparent monthly subscription</w:t>
-            </w:r>
-          </w:p>
-        </w:tc>
-        <w:tc>
-          <w:tcPr>
-            <w:tcW w:type="dxa" w:w="2340"/>
-            <w:shd w:fill="F8FAFC"/>
-            <w:tcBorders>
-              <w:top w:val="single" w:sz="4" w:space="0" w:color="CBD5E1"/>
-              <w:left w:val="none"/>
-              <w:bottom w:val="single" w:sz="4" w:space="0" w:color="CBD5E1"/>
-              <w:right w:val="none"/>
-            </w:tcBorders>
-          </w:tcPr>
-          <w:p>
-            <w:pPr>
-              <w:spacing w:before="80" w:after="80"/>
-              <w:jc w:val="left"/>
-            </w:pPr>
-            <w:r>
-              <w:rPr>
-                <w:rFonts w:ascii="Calibri" w:hAnsi="Calibri"/>
-                <w:color w:val="1E293B"/>
-                <w:sz w:val="18"/>
-              </w:rPr>
-              <w:t>$50k upfront license + maintenance fees</w:t>
-            </w:r>
-          </w:p>
-        </w:tc>
-        <w:tc>
-          <w:tcPr>
-            <w:tcW w:type="dxa" w:w="2340"/>
-            <w:shd w:fill="F8FAFC"/>
-            <w:tcBorders>
-              <w:top w:val="single" w:sz="4" w:space="0" w:color="CBD5E1"/>
-              <w:left w:val="none"/>
-              <w:bottom w:val="single" w:sz="4" w:space="0" w:color="CBD5E1"/>
-              <w:right w:val="none"/>
-            </w:tcBorders>
-          </w:tcPr>
-          <w:p>
-            <w:pPr>
-              <w:spacing w:before="80" w:after="80"/>
-              <w:jc w:val="left"/>
-            </w:pPr>
-            <w:r>
-              <w:rPr>
-                <w:rFonts w:ascii="Calibri" w:hAnsi="Calibri"/>
-                <w:color w:val="1E293B"/>
-                <w:sz w:val="18"/>
-              </w:rPr>
-              <w:t>Usage-based per-tracking-ping pricing</w:t>
-            </w:r>
-          </w:p>
-        </w:tc>
-      </w:tr>
-    </w:tbl>
-    <w:p>
-      <w:pPr>
-        <w:spacing w:before="0" w:after="160"/>
-      </w:pPr>
-    </w:p>
-    <w:p>
-      <w:r>
-        <w:br w:type="page"/>
-      </w:r>
-    </w:p>
-    <w:p>
-      <w:pPr>
-        <w:keepNext/>
-        <w:spacing w:before="280" w:after="80"/>
-      </w:pPr>
-      <w:r>
-        <w:rPr>
-          <w:rFonts w:ascii="Calibri" w:hAnsi="Calibri"/>
-          <w:b/>
-          <w:color w:val="0F172A"/>
-          <w:sz w:val="26"/>
-        </w:rPr>
-        <w:t>SECTION 5: SALES OBJECTION HANDLING GUIDE</w:t>
-      </w:r>
-    </w:p>
-    <w:p>
-      <w:pPr>
-        <w:spacing w:before="0" w:after="120" w:line="276" w:lineRule="auto"/>
-      </w:pPr>
-      <w:r>
-        <w:rPr>
-          <w:rFonts w:ascii="Calibri" w:hAnsi="Calibri"/>
-          <w:color w:val="1E293B"/>
-          <w:sz w:val="20"/>
-        </w:rPr>
-        <w:t>Objection 1: 'Our drivers won't want to use their personal phones.' Rebuttal: 'DockStream requires zero app store download. Drivers open an SMS link, take a photo of their paperwork, and get immediate dock bay directions. Over 94% of drivers rate our mobile check-in 5 stars because it gets them back on the road 50 minutes faster.'</w:t>
-      </w:r>
-    </w:p>
-    <w:p>
-      <w:pPr>
-        <w:spacing w:before="0" w:after="120" w:line="276" w:lineRule="auto"/>
-      </w:pPr>
-      <w:r>
-        <w:rPr>
-          <w:rFonts w:ascii="Calibri" w:hAnsi="Calibri"/>
-          <w:color w:val="1E293B"/>
-          <w:sz w:val="20"/>
-        </w:rPr>
-        <w:t>Objection 2: 'We already have a warehouse management system (WMS).' Rebuttal: 'Your WMS manages inventory inside the four walls; it has zero visibility into trailers parked across your 15-acre yard. DockStream bridges the asphalt-to-dock gap, feeding your WMS real-time trailer door arrival timestamps.'</w:t>
+        <w:t>Core Goal: Communicate 38% dock turn time improvement and eliminate dispatch friction.</w:t>
       </w:r>
     </w:p>
     <w:sectPr>
@@ -1075,7 +91,7 @@
       <w:jc w:val="right"/>
     </w:pPr>
     <w:r>
-      <w:t xml:space="preserve">DockStream Yard Management — B2B Enterprise Marketing Brief </w:t>
+      <w:t>Q4 B2B Website &amp; 12-Slide Enterprise Deck Brief</w:t>
     </w:r>
   </w:p>
 </w:hdr>
